--- a/info/TimeSheet.docx
+++ b/info/TimeSheet.docx
@@ -516,6 +516,218 @@
           <w:ilvl w:val="0"/>
           <w:numId w:val="4"/>
         </w:numPr>
+        <w:rPr>
+          <w:rFonts w:ascii="Georgia" w:hAnsi="Georgia"/>
+          <w:sz w:val="24"/>
+          <w:szCs w:val="24"/>
+          <w:lang w:val="en-US"/>
+        </w:rPr>
+      </w:pPr>
+      <w:r>
+        <w:rPr>
+          <w:rFonts w:ascii="Georgia" w:hAnsi="Georgia"/>
+          <w:sz w:val="24"/>
+          <w:szCs w:val="24"/>
+          <w:lang w:val="en-US"/>
+        </w:rPr>
+        <w:t>Search bar moved to world page</w:t>
+      </w:r>
+    </w:p>
+    <w:p>
+      <w:pPr>
+        <w:pStyle w:val="ListParagraph"/>
+        <w:numPr>
+          <w:ilvl w:val="0"/>
+          <w:numId w:val="4"/>
+        </w:numPr>
+        <w:rPr>
+          <w:rFonts w:ascii="Georgia" w:hAnsi="Georgia"/>
+          <w:sz w:val="24"/>
+          <w:szCs w:val="24"/>
+          <w:lang w:val="en-US"/>
+        </w:rPr>
+      </w:pPr>
+      <w:r>
+        <w:rPr>
+          <w:rFonts w:ascii="Georgia" w:hAnsi="Georgia"/>
+          <w:sz w:val="24"/>
+          <w:szCs w:val="24"/>
+          <w:lang w:val="en-US"/>
+        </w:rPr>
+        <w:t>About timbre added</w:t>
+      </w:r>
+    </w:p>
+    <w:p>
+      <w:pPr>
+        <w:pStyle w:val="ListParagraph"/>
+        <w:numPr>
+          <w:ilvl w:val="0"/>
+          <w:numId w:val="4"/>
+        </w:numPr>
+        <w:rPr>
+          <w:rFonts w:ascii="Georgia" w:hAnsi="Georgia"/>
+          <w:sz w:val="24"/>
+          <w:szCs w:val="24"/>
+          <w:lang w:val="en-US"/>
+        </w:rPr>
+      </w:pPr>
+      <w:r>
+        <w:rPr>
+          <w:rFonts w:ascii="Georgia" w:hAnsi="Georgia"/>
+          <w:sz w:val="24"/>
+          <w:szCs w:val="24"/>
+          <w:lang w:val="en-US"/>
+        </w:rPr>
+        <w:t>Timbre logo added everywhere, goes back to the landing p</w:t>
+      </w:r>
+      <w:r>
+        <w:rPr>
+          <w:rFonts w:ascii="Georgia" w:hAnsi="Georgia"/>
+          <w:sz w:val="24"/>
+          <w:szCs w:val="24"/>
+          <w:lang w:val="en-US"/>
+        </w:rPr>
+        <w:t>age</w:t>
+      </w:r>
+    </w:p>
+    <w:p>
+      <w:pPr>
+        <w:pStyle w:val="ListParagraph"/>
+        <w:numPr>
+          <w:ilvl w:val="0"/>
+          <w:numId w:val="4"/>
+        </w:numPr>
+        <w:rPr>
+          <w:rFonts w:ascii="Georgia" w:hAnsi="Georgia"/>
+          <w:sz w:val="24"/>
+          <w:szCs w:val="24"/>
+          <w:lang w:val="en-US"/>
+        </w:rPr>
+      </w:pPr>
+      <w:r>
+        <w:rPr>
+          <w:rFonts w:ascii="Georgia" w:hAnsi="Georgia"/>
+          <w:sz w:val="24"/>
+          <w:szCs w:val="24"/>
+          <w:lang w:val="en-US"/>
+        </w:rPr>
+        <w:t>Major changes:</w:t>
+      </w:r>
+    </w:p>
+    <w:p>
+      <w:pPr>
+        <w:pStyle w:val="ListParagraph"/>
+        <w:numPr>
+          <w:ilvl w:val="0"/>
+          <w:numId w:val="7"/>
+        </w:numPr>
+        <w:rPr>
+          <w:rFonts w:ascii="Georgia" w:hAnsi="Georgia"/>
+          <w:sz w:val="24"/>
+          <w:szCs w:val="24"/>
+          <w:lang w:val="en-US"/>
+        </w:rPr>
+      </w:pPr>
+      <w:r>
+        <w:rPr>
+          <w:rFonts w:ascii="Georgia" w:hAnsi="Georgia"/>
+          <w:sz w:val="24"/>
+          <w:szCs w:val="24"/>
+          <w:lang w:val="en-US"/>
+        </w:rPr>
+        <w:t>Street page has venue options</w:t>
+      </w:r>
+    </w:p>
+    <w:p>
+      <w:pPr>
+        <w:pStyle w:val="ListParagraph"/>
+        <w:numPr>
+          <w:ilvl w:val="0"/>
+          <w:numId w:val="7"/>
+        </w:numPr>
+        <w:rPr>
+          <w:rFonts w:ascii="Georgia" w:hAnsi="Georgia"/>
+          <w:sz w:val="24"/>
+          <w:szCs w:val="24"/>
+          <w:lang w:val="en-US"/>
+        </w:rPr>
+      </w:pPr>
+      <w:r>
+        <w:rPr>
+          <w:rFonts w:ascii="Georgia" w:hAnsi="Georgia"/>
+          <w:sz w:val="24"/>
+          <w:szCs w:val="24"/>
+          <w:lang w:val="en-US"/>
+        </w:rPr>
+        <w:t>All venues placeholders made. Shows music card</w:t>
+      </w:r>
+    </w:p>
+    <w:p>
+      <w:pPr>
+        <w:pStyle w:val="ListParagraph"/>
+        <w:numPr>
+          <w:ilvl w:val="0"/>
+          <w:numId w:val="7"/>
+        </w:numPr>
+        <w:rPr>
+          <w:rFonts w:ascii="Georgia" w:hAnsi="Georgia"/>
+          <w:sz w:val="24"/>
+          <w:szCs w:val="24"/>
+          <w:lang w:val="en-US"/>
+        </w:rPr>
+      </w:pPr>
+      <w:r>
+        <w:rPr>
+          <w:rFonts w:ascii="Georgia" w:hAnsi="Georgia"/>
+          <w:sz w:val="24"/>
+          <w:szCs w:val="24"/>
+          <w:lang w:val="en-US"/>
+        </w:rPr>
+        <w:t>Record this button functionable</w:t>
+      </w:r>
+    </w:p>
+    <w:p>
+      <w:pPr>
+        <w:rPr>
+          <w:rFonts w:ascii="Georgia" w:hAnsi="Georgia"/>
+          <w:sz w:val="24"/>
+          <w:szCs w:val="24"/>
+          <w:lang w:val="en-US"/>
+        </w:rPr>
+      </w:pPr>
+    </w:p>
+    <w:p>
+      <w:pPr>
+        <w:rPr>
+          <w:rFonts w:ascii="Georgia" w:hAnsi="Georgia"/>
+          <w:sz w:val="24"/>
+          <w:szCs w:val="24"/>
+          <w:lang w:val="en-US"/>
+        </w:rPr>
+      </w:pPr>
+    </w:p>
+    <w:p>
+      <w:pPr>
+        <w:rPr>
+          <w:rFonts w:ascii="Georgia" w:hAnsi="Georgia"/>
+          <w:sz w:val="24"/>
+          <w:szCs w:val="24"/>
+          <w:lang w:val="en-US"/>
+        </w:rPr>
+      </w:pPr>
+    </w:p>
+    <w:p>
+      <w:pPr>
+        <w:rPr>
+          <w:rFonts w:ascii="Georgia" w:hAnsi="Georgia"/>
+          <w:sz w:val="24"/>
+          <w:szCs w:val="24"/>
+          <w:lang w:val="en-US"/>
+        </w:rPr>
+      </w:pPr>
+    </w:p>
+    <w:p>
+      <w:pPr>
         <w:rPr>
           <w:rFonts w:ascii="Georgia" w:hAnsi="Georgia"/>
           <w:sz w:val="24"/>
@@ -537,6 +749,119 @@
 <file path=word/numbering.xml><?xml version="1.0" encoding="utf-8"?>
 <w:numbering xmlns:wpc="http://schemas.microsoft.com/office/word/2010/wordprocessingCanvas" xmlns:cx="http://schemas.microsoft.com/office/drawing/2014/chartex" xmlns:cx1="http://schemas.microsoft.com/office/drawing/2015/9/8/chartex" xmlns:cx2="http://schemas.microsoft.com/office/drawing/2015/10/21/chartex" xmlns:cx3="http://schemas.microsoft.com/office/drawing/2016/5/9/chartex" xmlns:cx4="http://schemas.microsoft.com/office/drawing/2016/5/10/chartex" xmlns:cx5="http://schemas.microsoft.com/office/drawing/2016/5/11/chartex" xmlns:cx6="http://schemas.microsoft.com/office/drawing/2016/5/12/chartex" xmlns:cx7="http://schemas.microsoft.com/office/drawing/2016/5/13/chartex" xmlns:cx8="http://schemas.microsoft.com/office/drawing/2016/5/14/chartex" xmlns:mc="http://schemas.openxmlformats.org/markup-compatibility/2006" xmlns:aink="http://schemas.microsoft.com/office/drawing/2016/ink" xmlns:am3d="http://schemas.microsoft.com/office/drawing/2017/model3d" xmlns:o="urn:schemas-microsoft-com:office:office" xmlns:oel="http://schemas.microsoft.com/office/2019/extlst" xmlns:r="http://schemas.openxmlformats.org/officeDocument/2006/relationships" xmlns:m="http://schemas.openxmlformats.org/officeDocument/2006/math" xmlns:v="urn:schemas-microsoft-com:vml" xmlns:wp14="http://schemas.microsoft.com/office/word/2010/wordprocessingDrawing" xmlns:wp="http://schemas.openxmlformats.org/drawingml/2006/wordprocessingDrawing" xmlns:w10="urn:schemas-microsoft-com:office:word" xmlns:w="http://schemas.openxmlformats.org/wordprocessingml/2006/main" xmlns:w14="http://schemas.microsoft.com/office/word/2010/wordml" xmlns:w15="http://schemas.microsoft.com/office/word/2012/wordml" xmlns:w16cex="http://schemas.microsoft.com/office/word/2018/wordml/cex" xmlns:w16cid="http://schemas.microsoft.com/office/word/2016/wordml/cid" xmlns:w16="http://schemas.microsoft.com/office/word/2018/wordml" xmlns:w16du="http://schemas.microsoft.com/office/word/2023/wordml/word16du" xmlns:w16sdtdh="http://schemas.microsoft.com/office/word/2020/wordml/sdtdatahash" xmlns:w16sdtfl="http://schemas.microsoft.com/office/word/2024/wordml/sdtformatlock" xmlns:w16se="http://schemas.microsoft.com/office/word/2015/wordml/symex" xmlns:wpg="http://schemas.microsoft.com/office/word/2010/wordprocessingGroup" xmlns:wpi="http://schemas.microsoft.com/office/word/2010/wordprocessingInk" xmlns:wne="http://schemas.microsoft.com/office/word/2006/wordml" xmlns:wps="http://schemas.microsoft.com/office/word/2010/wordprocessingShape" mc:Ignorable="w14 w15 w16se w16cid w16 w16cex w16sdtdh w16sdtfl w16du wp14">
   <w:abstractNum w:abstractNumId="0" w15:restartNumberingAfterBreak="0">
+    <w:nsid w:val="07A90DA1"/>
+    <w:multiLevelType w:val="hybridMultilevel"/>
+    <w:tmpl w:val="BAE8E5D8"/>
+    <w:lvl w:ilvl="0" w:tplc="4009000F">
+      <w:start w:val="1"/>
+      <w:numFmt w:val="decimal"/>
+      <w:lvlText w:val="%1."/>
+      <w:lvlJc w:val="left"/>
+      <w:pPr>
+        <w:ind w:left="720" w:hanging="360"/>
+      </w:pPr>
+      <w:rPr>
+        <w:rFonts w:hint="default"/>
+      </w:rPr>
+    </w:lvl>
+    <w:lvl w:ilvl="1" w:tplc="40090003" w:tentative="1">
+      <w:start w:val="1"/>
+      <w:numFmt w:val="bullet"/>
+      <w:lvlText w:val="o"/>
+      <w:lvlJc w:val="left"/>
+      <w:pPr>
+        <w:ind w:left="1440" w:hanging="360"/>
+      </w:pPr>
+      <w:rPr>
+        <w:rFonts w:ascii="Courier New" w:hAnsi="Courier New" w:cs="Courier New" w:hint="default"/>
+      </w:rPr>
+    </w:lvl>
+    <w:lvl w:ilvl="2" w:tplc="40090005" w:tentative="1">
+      <w:start w:val="1"/>
+      <w:numFmt w:val="bullet"/>
+      <w:lvlText w:val=""/>
+      <w:lvlJc w:val="left"/>
+      <w:pPr>
+        <w:ind w:left="2160" w:hanging="360"/>
+      </w:pPr>
+      <w:rPr>
+        <w:rFonts w:ascii="Wingdings" w:hAnsi="Wingdings" w:hint="default"/>
+      </w:rPr>
+    </w:lvl>
+    <w:lvl w:ilvl="3" w:tplc="40090001" w:tentative="1">
+      <w:start w:val="1"/>
+      <w:numFmt w:val="bullet"/>
+      <w:lvlText w:val=""/>
+      <w:lvlJc w:val="left"/>
+      <w:pPr>
+        <w:ind w:left="2880" w:hanging="360"/>
+      </w:pPr>
+      <w:rPr>
+        <w:rFonts w:ascii="Symbol" w:hAnsi="Symbol" w:hint="default"/>
+      </w:rPr>
+    </w:lvl>
+    <w:lvl w:ilvl="4" w:tplc="40090003" w:tentative="1">
+      <w:start w:val="1"/>
+      <w:numFmt w:val="bullet"/>
+      <w:lvlText w:val="o"/>
+      <w:lvlJc w:val="left"/>
+      <w:pPr>
+        <w:ind w:left="3600" w:hanging="360"/>
+      </w:pPr>
+      <w:rPr>
+        <w:rFonts w:ascii="Courier New" w:hAnsi="Courier New" w:cs="Courier New" w:hint="default"/>
+      </w:rPr>
+    </w:lvl>
+    <w:lvl w:ilvl="5" w:tplc="40090005" w:tentative="1">
+      <w:start w:val="1"/>
+      <w:numFmt w:val="bullet"/>
+      <w:lvlText w:val=""/>
+      <w:lvlJc w:val="left"/>
+      <w:pPr>
+        <w:ind w:left="4320" w:hanging="360"/>
+      </w:pPr>
+      <w:rPr>
+        <w:rFonts w:ascii="Wingdings" w:hAnsi="Wingdings" w:hint="default"/>
+      </w:rPr>
+    </w:lvl>
+    <w:lvl w:ilvl="6" w:tplc="40090001" w:tentative="1">
+      <w:start w:val="1"/>
+      <w:numFmt w:val="bullet"/>
+      <w:lvlText w:val=""/>
+      <w:lvlJc w:val="left"/>
+      <w:pPr>
+        <w:ind w:left="5040" w:hanging="360"/>
+      </w:pPr>
+      <w:rPr>
+        <w:rFonts w:ascii="Symbol" w:hAnsi="Symbol" w:hint="default"/>
+      </w:rPr>
+    </w:lvl>
+    <w:lvl w:ilvl="7" w:tplc="40090003" w:tentative="1">
+      <w:start w:val="1"/>
+      <w:numFmt w:val="bullet"/>
+      <w:lvlText w:val="o"/>
+      <w:lvlJc w:val="left"/>
+      <w:pPr>
+        <w:ind w:left="5760" w:hanging="360"/>
+      </w:pPr>
+      <w:rPr>
+        <w:rFonts w:ascii="Courier New" w:hAnsi="Courier New" w:cs="Courier New" w:hint="default"/>
+      </w:rPr>
+    </w:lvl>
+    <w:lvl w:ilvl="8" w:tplc="40090005" w:tentative="1">
+      <w:start w:val="1"/>
+      <w:numFmt w:val="bullet"/>
+      <w:lvlText w:val=""/>
+      <w:lvlJc w:val="left"/>
+      <w:pPr>
+        <w:ind w:left="6480" w:hanging="360"/>
+      </w:pPr>
+      <w:rPr>
+        <w:rFonts w:ascii="Wingdings" w:hAnsi="Wingdings" w:hint="default"/>
+      </w:rPr>
+    </w:lvl>
+  </w:abstractNum>
+  <w:abstractNum w:abstractNumId="1" w15:restartNumberingAfterBreak="0">
     <w:nsid w:val="0F3A5DDE"/>
     <w:multiLevelType w:val="hybridMultilevel"/>
     <w:tmpl w:val="B914DB3C"/>
@@ -649,7 +974,120 @@
       </w:rPr>
     </w:lvl>
   </w:abstractNum>
-  <w:abstractNum w:abstractNumId="1" w15:restartNumberingAfterBreak="0">
+  <w:abstractNum w:abstractNumId="2" w15:restartNumberingAfterBreak="0">
+    <w:nsid w:val="2302341E"/>
+    <w:multiLevelType w:val="hybridMultilevel"/>
+    <w:tmpl w:val="915853DC"/>
+    <w:lvl w:ilvl="0" w:tplc="475870BC">
+      <w:start w:val="1"/>
+      <w:numFmt w:val="bullet"/>
+      <w:lvlText w:val="•"/>
+      <w:lvlJc w:val="left"/>
+      <w:pPr>
+        <w:ind w:left="1440" w:hanging="360"/>
+      </w:pPr>
+      <w:rPr>
+        <w:rFonts w:hint="default"/>
+      </w:rPr>
+    </w:lvl>
+    <w:lvl w:ilvl="1" w:tplc="FFFFFFFF" w:tentative="1">
+      <w:start w:val="1"/>
+      <w:numFmt w:val="bullet"/>
+      <w:lvlText w:val="o"/>
+      <w:lvlJc w:val="left"/>
+      <w:pPr>
+        <w:ind w:left="2160" w:hanging="360"/>
+      </w:pPr>
+      <w:rPr>
+        <w:rFonts w:ascii="Courier New" w:hAnsi="Courier New" w:cs="Courier New" w:hint="default"/>
+      </w:rPr>
+    </w:lvl>
+    <w:lvl w:ilvl="2" w:tplc="FFFFFFFF" w:tentative="1">
+      <w:start w:val="1"/>
+      <w:numFmt w:val="bullet"/>
+      <w:lvlText w:val=""/>
+      <w:lvlJc w:val="left"/>
+      <w:pPr>
+        <w:ind w:left="2880" w:hanging="360"/>
+      </w:pPr>
+      <w:rPr>
+        <w:rFonts w:ascii="Wingdings" w:hAnsi="Wingdings" w:hint="default"/>
+      </w:rPr>
+    </w:lvl>
+    <w:lvl w:ilvl="3" w:tplc="FFFFFFFF" w:tentative="1">
+      <w:start w:val="1"/>
+      <w:numFmt w:val="bullet"/>
+      <w:lvlText w:val=""/>
+      <w:lvlJc w:val="left"/>
+      <w:pPr>
+        <w:ind w:left="3600" w:hanging="360"/>
+      </w:pPr>
+      <w:rPr>
+        <w:rFonts w:ascii="Symbol" w:hAnsi="Symbol" w:hint="default"/>
+      </w:rPr>
+    </w:lvl>
+    <w:lvl w:ilvl="4" w:tplc="FFFFFFFF" w:tentative="1">
+      <w:start w:val="1"/>
+      <w:numFmt w:val="bullet"/>
+      <w:lvlText w:val="o"/>
+      <w:lvlJc w:val="left"/>
+      <w:pPr>
+        <w:ind w:left="4320" w:hanging="360"/>
+      </w:pPr>
+      <w:rPr>
+        <w:rFonts w:ascii="Courier New" w:hAnsi="Courier New" w:cs="Courier New" w:hint="default"/>
+      </w:rPr>
+    </w:lvl>
+    <w:lvl w:ilvl="5" w:tplc="FFFFFFFF" w:tentative="1">
+      <w:start w:val="1"/>
+      <w:numFmt w:val="bullet"/>
+      <w:lvlText w:val=""/>
+      <w:lvlJc w:val="left"/>
+      <w:pPr>
+        <w:ind w:left="5040" w:hanging="360"/>
+      </w:pPr>
+      <w:rPr>
+        <w:rFonts w:ascii="Wingdings" w:hAnsi="Wingdings" w:hint="default"/>
+      </w:rPr>
+    </w:lvl>
+    <w:lvl w:ilvl="6" w:tplc="FFFFFFFF" w:tentative="1">
+      <w:start w:val="1"/>
+      <w:numFmt w:val="bullet"/>
+      <w:lvlText w:val=""/>
+      <w:lvlJc w:val="left"/>
+      <w:pPr>
+        <w:ind w:left="5760" w:hanging="360"/>
+      </w:pPr>
+      <w:rPr>
+        <w:rFonts w:ascii="Symbol" w:hAnsi="Symbol" w:hint="default"/>
+      </w:rPr>
+    </w:lvl>
+    <w:lvl w:ilvl="7" w:tplc="FFFFFFFF" w:tentative="1">
+      <w:start w:val="1"/>
+      <w:numFmt w:val="bullet"/>
+      <w:lvlText w:val="o"/>
+      <w:lvlJc w:val="left"/>
+      <w:pPr>
+        <w:ind w:left="6480" w:hanging="360"/>
+      </w:pPr>
+      <w:rPr>
+        <w:rFonts w:ascii="Courier New" w:hAnsi="Courier New" w:cs="Courier New" w:hint="default"/>
+      </w:rPr>
+    </w:lvl>
+    <w:lvl w:ilvl="8" w:tplc="FFFFFFFF" w:tentative="1">
+      <w:start w:val="1"/>
+      <w:numFmt w:val="bullet"/>
+      <w:lvlText w:val=""/>
+      <w:lvlJc w:val="left"/>
+      <w:pPr>
+        <w:ind w:left="7200" w:hanging="360"/>
+      </w:pPr>
+      <w:rPr>
+        <w:rFonts w:ascii="Wingdings" w:hAnsi="Wingdings" w:hint="default"/>
+      </w:rPr>
+    </w:lvl>
+  </w:abstractNum>
+  <w:abstractNum w:abstractNumId="3" w15:restartNumberingAfterBreak="0">
     <w:nsid w:val="24E63E7E"/>
     <w:multiLevelType w:val="hybridMultilevel"/>
     <w:tmpl w:val="B2AE5C9C"/>
@@ -762,7 +1200,7 @@
       </w:rPr>
     </w:lvl>
   </w:abstractNum>
-  <w:abstractNum w:abstractNumId="2" w15:restartNumberingAfterBreak="0">
+  <w:abstractNum w:abstractNumId="4" w15:restartNumberingAfterBreak="0">
     <w:nsid w:val="2A0C4148"/>
     <w:multiLevelType w:val="hybridMultilevel"/>
     <w:tmpl w:val="4EB845FC"/>
@@ -872,7 +1310,120 @@
       </w:rPr>
     </w:lvl>
   </w:abstractNum>
-  <w:abstractNum w:abstractNumId="3" w15:restartNumberingAfterBreak="0">
+  <w:abstractNum w:abstractNumId="5" w15:restartNumberingAfterBreak="0">
+    <w:nsid w:val="39256E1D"/>
+    <w:multiLevelType w:val="hybridMultilevel"/>
+    <w:tmpl w:val="34169EB4"/>
+    <w:lvl w:ilvl="0" w:tplc="40090001">
+      <w:start w:val="1"/>
+      <w:numFmt w:val="bullet"/>
+      <w:lvlText w:val=""/>
+      <w:lvlJc w:val="left"/>
+      <w:pPr>
+        <w:ind w:left="1440" w:hanging="360"/>
+      </w:pPr>
+      <w:rPr>
+        <w:rFonts w:ascii="Symbol" w:hAnsi="Symbol" w:hint="default"/>
+      </w:rPr>
+    </w:lvl>
+    <w:lvl w:ilvl="1" w:tplc="40090003" w:tentative="1">
+      <w:start w:val="1"/>
+      <w:numFmt w:val="bullet"/>
+      <w:lvlText w:val="o"/>
+      <w:lvlJc w:val="left"/>
+      <w:pPr>
+        <w:ind w:left="2160" w:hanging="360"/>
+      </w:pPr>
+      <w:rPr>
+        <w:rFonts w:ascii="Courier New" w:hAnsi="Courier New" w:cs="Courier New" w:hint="default"/>
+      </w:rPr>
+    </w:lvl>
+    <w:lvl w:ilvl="2" w:tplc="40090005" w:tentative="1">
+      <w:start w:val="1"/>
+      <w:numFmt w:val="bullet"/>
+      <w:lvlText w:val=""/>
+      <w:lvlJc w:val="left"/>
+      <w:pPr>
+        <w:ind w:left="2880" w:hanging="360"/>
+      </w:pPr>
+      <w:rPr>
+        <w:rFonts w:ascii="Wingdings" w:hAnsi="Wingdings" w:hint="default"/>
+      </w:rPr>
+    </w:lvl>
+    <w:lvl w:ilvl="3" w:tplc="40090001" w:tentative="1">
+      <w:start w:val="1"/>
+      <w:numFmt w:val="bullet"/>
+      <w:lvlText w:val=""/>
+      <w:lvlJc w:val="left"/>
+      <w:pPr>
+        <w:ind w:left="3600" w:hanging="360"/>
+      </w:pPr>
+      <w:rPr>
+        <w:rFonts w:ascii="Symbol" w:hAnsi="Symbol" w:hint="default"/>
+      </w:rPr>
+    </w:lvl>
+    <w:lvl w:ilvl="4" w:tplc="40090003" w:tentative="1">
+      <w:start w:val="1"/>
+      <w:numFmt w:val="bullet"/>
+      <w:lvlText w:val="o"/>
+      <w:lvlJc w:val="left"/>
+      <w:pPr>
+        <w:ind w:left="4320" w:hanging="360"/>
+      </w:pPr>
+      <w:rPr>
+        <w:rFonts w:ascii="Courier New" w:hAnsi="Courier New" w:cs="Courier New" w:hint="default"/>
+      </w:rPr>
+    </w:lvl>
+    <w:lvl w:ilvl="5" w:tplc="40090005" w:tentative="1">
+      <w:start w:val="1"/>
+      <w:numFmt w:val="bullet"/>
+      <w:lvlText w:val=""/>
+      <w:lvlJc w:val="left"/>
+      <w:pPr>
+        <w:ind w:left="5040" w:hanging="360"/>
+      </w:pPr>
+      <w:rPr>
+        <w:rFonts w:ascii="Wingdings" w:hAnsi="Wingdings" w:hint="default"/>
+      </w:rPr>
+    </w:lvl>
+    <w:lvl w:ilvl="6" w:tplc="40090001" w:tentative="1">
+      <w:start w:val="1"/>
+      <w:numFmt w:val="bullet"/>
+      <w:lvlText w:val=""/>
+      <w:lvlJc w:val="left"/>
+      <w:pPr>
+        <w:ind w:left="5760" w:hanging="360"/>
+      </w:pPr>
+      <w:rPr>
+        <w:rFonts w:ascii="Symbol" w:hAnsi="Symbol" w:hint="default"/>
+      </w:rPr>
+    </w:lvl>
+    <w:lvl w:ilvl="7" w:tplc="40090003" w:tentative="1">
+      <w:start w:val="1"/>
+      <w:numFmt w:val="bullet"/>
+      <w:lvlText w:val="o"/>
+      <w:lvlJc w:val="left"/>
+      <w:pPr>
+        <w:ind w:left="6480" w:hanging="360"/>
+      </w:pPr>
+      <w:rPr>
+        <w:rFonts w:ascii="Courier New" w:hAnsi="Courier New" w:cs="Courier New" w:hint="default"/>
+      </w:rPr>
+    </w:lvl>
+    <w:lvl w:ilvl="8" w:tplc="40090005" w:tentative="1">
+      <w:start w:val="1"/>
+      <w:numFmt w:val="bullet"/>
+      <w:lvlText w:val=""/>
+      <w:lvlJc w:val="left"/>
+      <w:pPr>
+        <w:ind w:left="7200" w:hanging="360"/>
+      </w:pPr>
+      <w:rPr>
+        <w:rFonts w:ascii="Wingdings" w:hAnsi="Wingdings" w:hint="default"/>
+      </w:rPr>
+    </w:lvl>
+  </w:abstractNum>
+  <w:abstractNum w:abstractNumId="6" w15:restartNumberingAfterBreak="0">
     <w:nsid w:val="4F913067"/>
     <w:multiLevelType w:val="hybridMultilevel"/>
     <w:tmpl w:val="42FE6A60"/>
@@ -986,15 +1537,24 @@
     </w:lvl>
   </w:abstractNum>
   <w:num w:numId="1" w16cid:durableId="1920019804">
+    <w:abstractNumId w:val="6"/>
+  </w:num>
+  <w:num w:numId="2" w16cid:durableId="370691937">
+    <w:abstractNumId w:val="1"/>
+  </w:num>
+  <w:num w:numId="3" w16cid:durableId="402679341">
     <w:abstractNumId w:val="3"/>
   </w:num>
-  <w:num w:numId="2" w16cid:durableId="370691937">
+  <w:num w:numId="4" w16cid:durableId="2094812689">
+    <w:abstractNumId w:val="4"/>
+  </w:num>
+  <w:num w:numId="5" w16cid:durableId="324944076">
     <w:abstractNumId w:val="0"/>
   </w:num>
-  <w:num w:numId="3" w16cid:durableId="402679341">
-    <w:abstractNumId w:val="1"/>
+  <w:num w:numId="6" w16cid:durableId="1605771837">
+    <w:abstractNumId w:val="5"/>
   </w:num>
-  <w:num w:numId="4" w16cid:durableId="2094812689">
+  <w:num w:numId="7" w16cid:durableId="299767166">
     <w:abstractNumId w:val="2"/>
   </w:num>
 </w:numbering>
@@ -1604,7 +2164,6 @@
   <w:style w:type="character" w:default="1" w:styleId="DefaultParagraphFont">
     <w:name w:val="Default Paragraph Font"/>
     <w:uiPriority w:val="1"/>
-    <w:semiHidden/>
     <w:unhideWhenUsed/>
   </w:style>
   <w:style w:type="table" w:default="1" w:styleId="TableNormal">
